--- a/docs/research/mvp/final/implementation/05-client-core-ui/README.docx
+++ b/docs/research/mvp/final/implementation/05-client-core-ui/README.docx
@@ -10,7 +10,7 @@
         <w:t xml:space="preserve">05 — Client Core &amp; UI</w:t>
       </w:r>
     </w:p>
-    <w:bookmarkStart w:id="25" w:name="X310c61695fdb0c71c77f0095c8c7252eea21ae9"/>
+    <w:bookmarkStart w:id="26" w:name="X310c61695fdb0c71c77f0095c8c7252eea21ae9"/>
     <w:p>
       <w:pPr>
         <w:pStyle w:val="Heading1"/>
@@ -2705,7 +2705,7 @@
       </w:r>
     </w:p>
     <w:bookmarkEnd w:id="17"/>
-    <w:bookmarkStart w:id="24" w:name="Xdd974ef2300d4e8f8d8ba90b8c061d226d7d0dd"/>
+    <w:bookmarkStart w:id="25" w:name="Xdd974ef2300d4e8f8d8ba90b8c061d226d7d0dd"/>
     <w:p>
       <w:pPr>
         <w:pStyle w:val="Heading2"/>
@@ -2792,12 +2792,35 @@
         </w:numPr>
       </w:pPr>
       <w:r>
+        <w:t xml:space="preserve">Connector mode →</w:t>
+      </w:r>
+      <w:r>
+        <w:t xml:space="preserve"> </w:t>
+      </w:r>
+      <w:hyperlink r:id="rId21">
+        <w:r>
+          <w:rPr>
+            <w:rStyle w:val="VerbatimChar"/>
+          </w:rPr>
+          <w:t xml:space="preserve">../../v04-client/connector.md</w:t>
+        </w:r>
+      </w:hyperlink>
+    </w:p>
+    <w:p>
+      <w:pPr>
+        <w:pStyle w:val="Compact"/>
+        <w:numPr>
+          <w:ilvl w:val="0"/>
+          <w:numId w:val="1005"/>
+        </w:numPr>
+      </w:pPr>
+      <w:r>
         <w:t xml:space="preserve">Platform shims →</w:t>
       </w:r>
       <w:r>
         <w:t xml:space="preserve"> </w:t>
       </w:r>
-      <w:hyperlink r:id="rId21">
+      <w:hyperlink r:id="rId22">
         <w:r>
           <w:rPr>
             <w:rStyle w:val="VerbatimChar"/>
@@ -2820,7 +2843,7 @@
       <w:r>
         <w:t xml:space="preserve"> </w:t>
       </w:r>
-      <w:hyperlink r:id="rId22">
+      <w:hyperlink r:id="rId23">
         <w:r>
           <w:rPr>
             <w:rStyle w:val="VerbatimChar"/>
@@ -2843,7 +2866,7 @@
       <w:r>
         <w:t xml:space="preserve"> </w:t>
       </w:r>
-      <w:hyperlink r:id="rId23">
+      <w:hyperlink r:id="rId24">
         <w:r>
           <w:rPr>
             <w:rStyle w:val="Hyperlink"/>
@@ -2915,8 +2938,8 @@
         <w:t xml:space="preserve">.</w:t>
       </w:r>
     </w:p>
-    <w:bookmarkEnd w:id="24"/>
     <w:bookmarkEnd w:id="25"/>
+    <w:bookmarkEnd w:id="26"/>
     <w:sectPr>
       <w:footnotePr>
         <w:numRestart w:val="eachSect"/>
